--- a/docs/entregables/SEM02/matriz_consistencia.docx
+++ b/docs/entregables/SEM02/matriz_consistencia.docx
@@ -43,7 +43,7 @@
                 <w:rFonts w:ascii="Arial" w:hAnsi="Arial"/>
                 <w:b/>
                 <w:color w:val="FFFFFF"/>
-                <w:sz w:val="19"/>
+                <w:sz w:val="17"/>
               </w:rPr>
               <w:t>TÍTULO: Implementación de un sistema web transaccional con módulos de inteligencia de negocios e inteligencia artificial para la optimización de los procesos operativos en la empresa Impresos Trujillo E.I.R.L.</w:t>
             </w:r>
@@ -215,10 +215,9 @@
             <w:r>
               <w:rPr>
                 <w:rFonts w:ascii="Arial" w:hAnsi="Arial"/>
-                <w:color w:val="000000"/>
-                <w:sz w:val="16"/>
-              </w:rPr>
-              <w:t>¿De qué manera la implementación de un sistema web transaccional con módulos de inteligencia de negocios e inteligencia artificial optimiza los procesos operativos y financieros en la empresa Impresos Trujillo E.I.R.L. durante el año 2026?</w:t>
+                <w:sz w:val="17"/>
+              </w:rPr>
+              <w:t>¿De qué manera la implementación de un sistema web transaccional con módulos de inteligencia de negocios e inteligencia artificial optimiza los procesos operativos en la empresa Impresos Trujillo E.I.R.L. durante el año 2026?</w:t>
             </w:r>
           </w:p>
         </w:tc>
@@ -242,10 +241,9 @@
             <w:r>
               <w:rPr>
                 <w:rFonts w:ascii="Arial" w:hAnsi="Arial"/>
-                <w:color w:val="000000"/>
-                <w:sz w:val="16"/>
-              </w:rPr>
-              <w:t>La implementación de un sistema web transaccional con módulos de inteligencia de negocios e inteligencia artificial influye significativamente en la optimización de los procesos operativos y financieros en la empresa Impresos Trujillo E.I.R.L. durante el año 2026.</w:t>
+                <w:sz w:val="17"/>
+              </w:rPr>
+              <w:t>La implementación de un sistema web transaccional con módulos de inteligencia de negocios e inteligencia artificial influye significativamente en la optimización de los procesos operativos en la empresa Impresos Trujillo E.I.R.L. durante el año 2026.</w:t>
             </w:r>
           </w:p>
         </w:tc>
@@ -269,10 +267,9 @@
             <w:r>
               <w:rPr>
                 <w:rFonts w:ascii="Arial" w:hAnsi="Arial"/>
-                <w:color w:val="000000"/>
-                <w:sz w:val="16"/>
-              </w:rPr>
-              <w:t>Determinar la influencia de la implementación de un sistema web transaccional con módulos de inteligencia de negocios e inteligencia artificial en la optimización de los procesos operativos y financieros de la empresa Impresos Trujillo E.I.R.L., Trujillo, 2026.</w:t>
+                <w:sz w:val="17"/>
+              </w:rPr>
+              <w:t>Determinar la influencia de la implementación de un sistema web transaccional con módulos de inteligencia de negocios e inteligencia artificial en la optimización de los procesos operativos de la empresa Impresos Trujillo E.I.R.L., Trujillo, 2026.</w:t>
             </w:r>
           </w:p>
           <w:p>
@@ -303,16 +300,44 @@
               <w:rPr>
                 <w:rFonts w:ascii="Arial" w:hAnsi="Arial"/>
                 <w:color w:val="000000"/>
+                <w:sz w:val="17"/>
+              </w:rPr>
+              <w:t>Sistema web transaccional con módulos de inteligencia de negocios e inteligencia artificial</w:t>
+            </w:r>
+          </w:p>
+          <w:p>
+            <w:pPr>
+              <w:spacing w:before="20" w:after="20" w:line="276" w:lineRule="auto"/>
+              <w:jc w:val="both"/>
+            </w:pPr>
+          </w:p>
+          <w:p>
+            <w:pPr>
+              <w:spacing w:before="20" w:after="20" w:line="276" w:lineRule="auto"/>
+              <w:jc w:val="both"/>
+              <w:rPr>
+                <w:rFonts w:ascii="Arial" w:hAnsi="Arial"/>
+                <w:color w:val="000000"/>
                 <w:sz w:val="16"/>
               </w:rPr>
-              <w:t>Sistema web transaccional con módulos de inteligencia de negocios e inteligencia artificial</w:t>
-            </w:r>
-          </w:p>
-          <w:p>
-            <w:pPr>
-              <w:spacing w:before="20" w:after="20" w:line="276" w:lineRule="auto"/>
-              <w:jc w:val="both"/>
-            </w:pPr>
+            </w:pPr>
+            <w:r>
+              <w:rPr>
+                <w:rFonts w:ascii="Arial" w:hAnsi="Arial"/>
+                <w:b/>
+                <w:color w:val="000000"/>
+                <w:sz w:val="17"/>
+              </w:rPr>
+              <w:t>• Indicador 1:</w:t>
+            </w:r>
+            <w:r>
+              <w:rPr>
+                <w:rFonts w:ascii="Arial" w:hAnsi="Arial"/>
+                <w:color w:val="000000"/>
+                <w:sz w:val="17"/>
+              </w:rPr>
+              <w:t xml:space="preserve"> Porcentaje de implementación funcional del Módulo Transaccional.</w:t>
+            </w:r>
           </w:p>
           <w:p>
             <w:pPr>
@@ -324,85 +349,57 @@
                 <w:sz w:val="16"/>
               </w:rPr>
             </w:pPr>
-            <w:r>
-              <w:rPr>
-                <w:rFonts w:ascii="Arial" w:hAnsi="Arial"/>
-                <w:b/>
+          </w:p>
+          <w:p>
+            <w:pPr>
+              <w:spacing w:before="20" w:after="20" w:line="276" w:lineRule="auto"/>
+              <w:jc w:val="both"/>
+              <w:rPr>
+                <w:rFonts w:ascii="Arial" w:hAnsi="Arial"/>
                 <w:color w:val="000000"/>
                 <w:sz w:val="16"/>
               </w:rPr>
-              <w:t>• Indicador 1:</w:t>
-            </w:r>
-            <w:r>
+            </w:pPr>
+            <w:r>
+              <w:rPr>
+                <w:rFonts w:ascii="Arial" w:hAnsi="Arial"/>
+                <w:b/>
+                <w:color w:val="000000"/>
+                <w:sz w:val="17"/>
+              </w:rPr>
+              <w:t>• Indicador 2:</w:t>
+            </w:r>
+            <w:r>
+              <w:rPr>
+                <w:rFonts w:ascii="Arial" w:hAnsi="Arial"/>
+                <w:color w:val="000000"/>
+                <w:sz w:val="17"/>
+              </w:rPr>
+              <w:t xml:space="preserve"> Porcentaje de implementación funcional del Módulo de Cobros y Caja.</w:t>
+            </w:r>
+          </w:p>
+          <w:p>
+            <w:pPr>
+              <w:spacing w:before="20" w:after="20" w:line="276" w:lineRule="auto"/>
+              <w:jc w:val="both"/>
+            </w:pPr>
+          </w:p>
+          <w:p>
+            <w:pPr>
+              <w:spacing w:before="20" w:after="20" w:line="276" w:lineRule="auto"/>
+              <w:jc w:val="both"/>
               <w:rPr>
                 <w:rFonts w:ascii="Arial" w:hAnsi="Arial"/>
                 <w:color w:val="000000"/>
                 <w:sz w:val="16"/>
               </w:rPr>
-              <w:t xml:space="preserve"> Porcentaje de implementación funcional del Módulo Transaccional.</w:t>
-            </w:r>
-          </w:p>
-          <w:p>
-            <w:pPr>
-              <w:spacing w:before="20" w:after="20" w:line="276" w:lineRule="auto"/>
-              <w:jc w:val="both"/>
-              <w:rPr>
-                <w:rFonts w:ascii="Arial" w:hAnsi="Arial"/>
-                <w:color w:val="000000"/>
-                <w:sz w:val="16"/>
-              </w:rPr>
-            </w:pPr>
-          </w:p>
-          <w:p>
-            <w:pPr>
-              <w:spacing w:before="20" w:after="20" w:line="276" w:lineRule="auto"/>
-              <w:jc w:val="both"/>
-              <w:rPr>
-                <w:rFonts w:ascii="Arial" w:hAnsi="Arial"/>
-                <w:color w:val="000000"/>
-                <w:sz w:val="16"/>
-              </w:rPr>
-            </w:pPr>
-            <w:r>
-              <w:rPr>
-                <w:rFonts w:ascii="Arial" w:hAnsi="Arial"/>
-                <w:b/>
-                <w:color w:val="000000"/>
-                <w:sz w:val="16"/>
-              </w:rPr>
-              <w:t>• Indicador 2:</w:t>
-            </w:r>
-            <w:r>
-              <w:rPr>
-                <w:rFonts w:ascii="Arial" w:hAnsi="Arial"/>
-                <w:color w:val="000000"/>
-                <w:sz w:val="16"/>
-              </w:rPr>
-              <w:t xml:space="preserve"> Porcentaje de implementación funcional del Módulo de Cobros y Caja.</w:t>
-            </w:r>
-          </w:p>
-          <w:p>
-            <w:pPr>
-              <w:spacing w:before="20" w:after="20" w:line="276" w:lineRule="auto"/>
-              <w:jc w:val="both"/>
-            </w:pPr>
-          </w:p>
-          <w:p>
-            <w:pPr>
-              <w:spacing w:before="20" w:after="20" w:line="276" w:lineRule="auto"/>
-              <w:jc w:val="both"/>
-              <w:rPr>
-                <w:rFonts w:ascii="Arial" w:hAnsi="Arial"/>
-                <w:color w:val="000000"/>
-                <w:sz w:val="16"/>
-              </w:rPr>
-            </w:pPr>
-            <w:r>
-              <w:rPr>
-                <w:rFonts w:ascii="Arial" w:hAnsi="Arial"/>
-                <w:b/>
-                <w:color w:val="000000"/>
-                <w:sz w:val="16"/>
+            </w:pPr>
+            <w:r>
+              <w:rPr>
+                <w:rFonts w:ascii="Arial" w:hAnsi="Arial"/>
+                <w:b/>
+                <w:color w:val="000000"/>
+                <w:sz w:val="17"/>
               </w:rPr>
               <w:t>• Indicador 3:</w:t>
             </w:r>
@@ -410,7 +407,7 @@
               <w:rPr>
                 <w:rFonts w:ascii="Arial" w:hAnsi="Arial"/>
                 <w:color w:val="000000"/>
-                <w:sz w:val="16"/>
+                <w:sz w:val="17"/>
               </w:rPr>
               <w:t xml:space="preserve"> Porcentaje de implementación funcional del Módulo de Business Intelligence.</w:t>
             </w:r>
@@ -431,7 +428,7 @@
                 <w:rFonts w:ascii="Arial" w:hAnsi="Arial"/>
                 <w:b/>
                 <w:color w:val="000000"/>
-                <w:sz w:val="16"/>
+                <w:sz w:val="17"/>
               </w:rPr>
               <w:t>• Indicador 4:</w:t>
             </w:r>
@@ -439,7 +436,7 @@
               <w:rPr>
                 <w:rFonts w:ascii="Arial" w:hAnsi="Arial"/>
                 <w:color w:val="000000"/>
-                <w:sz w:val="16"/>
+                <w:sz w:val="17"/>
               </w:rPr>
               <w:t xml:space="preserve"> Porcentaje de implementación funcional del Módulo de Inteligencia Artificial.</w:t>
             </w:r>
@@ -560,7 +557,7 @@
               <w:rPr>
                 <w:rFonts w:ascii="Arial" w:hAnsi="Arial"/>
                 <w:color w:val="000000"/>
-                <w:sz w:val="15"/>
+                <w:sz w:val="17"/>
               </w:rPr>
               <w:t>Enfoque cuantitativo, tipo aplicada, diseño pre-experimental de un solo grupo con medición pretest y postest:</w:t>
             </w:r>
@@ -580,7 +577,7 @@
               <w:rPr>
                 <w:rFonts w:ascii="Arial" w:hAnsi="Arial"/>
                 <w:color w:val="000000"/>
-                <w:sz w:val="15"/>
+                <w:sz w:val="17"/>
               </w:rPr>
               <w:t>G:  O1  →  X  →  O2</w:t>
             </w:r>
@@ -601,7 +598,7 @@
                 <w:rFonts w:ascii="Arial" w:hAnsi="Arial"/>
                 <w:b/>
                 <w:color w:val="000000"/>
-                <w:sz w:val="15"/>
+                <w:sz w:val="17"/>
               </w:rPr>
               <w:t>Donde:</w:t>
             </w:r>
@@ -616,7 +613,7 @@
                 <w:rFonts w:ascii="Arial" w:hAnsi="Arial"/>
                 <w:b/>
                 <w:color w:val="000000"/>
-                <w:sz w:val="15"/>
+                <w:sz w:val="17"/>
               </w:rPr>
               <w:t>• G:</w:t>
             </w:r>
@@ -624,7 +621,7 @@
               <w:rPr>
                 <w:rFonts w:ascii="Arial" w:hAnsi="Arial"/>
                 <w:color w:val="000000"/>
-                <w:sz w:val="15"/>
+                <w:sz w:val="17"/>
               </w:rPr>
               <w:t xml:space="preserve"> Grupo de estudio (registros de órdenes de trabajo de Impresos Trujillo E.I.R.L.).</w:t>
             </w:r>
@@ -639,7 +636,7 @@
                 <w:rFonts w:ascii="Arial" w:hAnsi="Arial"/>
                 <w:b/>
                 <w:color w:val="000000"/>
-                <w:sz w:val="15"/>
+                <w:sz w:val="17"/>
               </w:rPr>
               <w:t>• X:</w:t>
             </w:r>
@@ -647,7 +644,7 @@
               <w:rPr>
                 <w:rFonts w:ascii="Arial" w:hAnsi="Arial"/>
                 <w:color w:val="000000"/>
-                <w:sz w:val="15"/>
+                <w:sz w:val="17"/>
               </w:rPr>
               <w:t xml:space="preserve"> Sistema web transaccional con módulos de BI e IA.</w:t>
             </w:r>
@@ -662,7 +659,7 @@
                 <w:rFonts w:ascii="Arial" w:hAnsi="Arial"/>
                 <w:b/>
                 <w:color w:val="000000"/>
-                <w:sz w:val="15"/>
+                <w:sz w:val="17"/>
               </w:rPr>
               <w:t>• O1:</w:t>
             </w:r>
@@ -670,7 +667,7 @@
               <w:rPr>
                 <w:rFonts w:ascii="Arial" w:hAnsi="Arial"/>
                 <w:color w:val="000000"/>
-                <w:sz w:val="15"/>
+                <w:sz w:val="17"/>
               </w:rPr>
               <w:t xml:space="preserve"> Medición pretest (línea base pre-implementación).</w:t>
             </w:r>
@@ -685,7 +682,7 @@
                 <w:rFonts w:ascii="Arial" w:hAnsi="Arial"/>
                 <w:b/>
                 <w:color w:val="000000"/>
-                <w:sz w:val="15"/>
+                <w:sz w:val="17"/>
               </w:rPr>
               <w:t>• O2:</w:t>
             </w:r>
@@ -693,7 +690,7 @@
               <w:rPr>
                 <w:rFonts w:ascii="Arial" w:hAnsi="Arial"/>
                 <w:color w:val="000000"/>
-                <w:sz w:val="15"/>
+                <w:sz w:val="17"/>
               </w:rPr>
               <w:t xml:space="preserve"> Medición postest de la variable dependiente.</w:t>
             </w:r>
@@ -879,7 +876,7 @@
               <w:rPr>
                 <w:rFonts w:ascii="Arial" w:hAnsi="Arial"/>
                 <w:color w:val="000000"/>
-                <w:sz w:val="15"/>
+                <w:sz w:val="17"/>
               </w:rPr>
               <w:t>N = 125 registros de órdenes de trabajo por mes (promedio del rango operativo de 100 a 150 órdenes/mes reportado en la empresa).</w:t>
             </w:r>
@@ -899,7 +896,7 @@
               <w:rPr>
                 <w:rFonts w:ascii="Arial" w:hAnsi="Arial"/>
                 <w:color w:val="000000"/>
-                <w:sz w:val="15"/>
+                <w:sz w:val="17"/>
               </w:rPr>
               <w:t>Estratificación por unidad de negocio:</w:t>
             </w:r>
@@ -914,7 +911,7 @@
                 <w:rFonts w:ascii="Arial" w:hAnsi="Arial"/>
                 <w:b/>
                 <w:color w:val="000000"/>
-                <w:sz w:val="15"/>
+                <w:sz w:val="17"/>
               </w:rPr>
               <w:t>• N1 (Gigantografías y Gran Formato):</w:t>
             </w:r>
@@ -922,7 +919,7 @@
               <w:rPr>
                 <w:rFonts w:ascii="Arial" w:hAnsi="Arial"/>
                 <w:color w:val="000000"/>
-                <w:sz w:val="15"/>
+                <w:sz w:val="17"/>
               </w:rPr>
               <w:t xml:space="preserve"> 75 registros/mes (60% del volumen operativo).</w:t>
             </w:r>
@@ -937,7 +934,7 @@
                 <w:rFonts w:ascii="Arial" w:hAnsi="Arial"/>
                 <w:b/>
                 <w:color w:val="000000"/>
-                <w:sz w:val="15"/>
+                <w:sz w:val="17"/>
               </w:rPr>
               <w:t>• N2 (Imprenta Tradicional y Publicitaria):</w:t>
             </w:r>
@@ -945,7 +942,7 @@
               <w:rPr>
                 <w:rFonts w:ascii="Arial" w:hAnsi="Arial"/>
                 <w:color w:val="000000"/>
-                <w:sz w:val="15"/>
+                <w:sz w:val="17"/>
               </w:rPr>
               <w:t xml:space="preserve"> 50 registros/mes (40% del volumen operativo).</w:t>
             </w:r>
@@ -960,7 +957,7 @@
                 <w:rFonts w:ascii="Arial" w:hAnsi="Arial"/>
                 <w:b/>
                 <w:color w:val="000000"/>
-                <w:sz w:val="15"/>
+                <w:sz w:val="17"/>
               </w:rPr>
               <w:t>• N = N1 + N2 = 125 registros mensuales.</w:t>
             </w:r>
@@ -1129,7 +1126,7 @@
                 <w:rFonts w:ascii="Arial" w:hAnsi="Arial"/>
                 <w:b/>
                 <w:color w:val="000000"/>
-                <w:sz w:val="15"/>
+                <w:sz w:val="17"/>
               </w:rPr>
               <w:t>PE1:</w:t>
             </w:r>
@@ -1137,7 +1134,7 @@
               <w:rPr>
                 <w:rFonts w:ascii="Arial" w:hAnsi="Arial"/>
                 <w:color w:val="000000"/>
-                <w:sz w:val="15"/>
+                <w:sz w:val="17"/>
               </w:rPr>
               <w:t xml:space="preserve"> ¿De qué manera influye la implementación del sistema en el tiempo de registro de órdenes de trabajo en Impresos Trujillo E.I.R.L.?</w:t>
             </w:r>
@@ -1158,7 +1155,7 @@
                 <w:rFonts w:ascii="Arial" w:hAnsi="Arial"/>
                 <w:b/>
                 <w:color w:val="000000"/>
-                <w:sz w:val="15"/>
+                <w:sz w:val="17"/>
               </w:rPr>
               <w:t>PE2:</w:t>
             </w:r>
@@ -1166,7 +1163,7 @@
               <w:rPr>
                 <w:rFonts w:ascii="Arial" w:hAnsi="Arial"/>
                 <w:color w:val="000000"/>
-                <w:sz w:val="15"/>
+                <w:sz w:val="17"/>
               </w:rPr>
               <w:t xml:space="preserve"> ¿De qué manera influye la implementación del sistema en el control de inventario de insumos en Impresos Trujillo E.I.R.L.?</w:t>
             </w:r>
@@ -1187,7 +1184,7 @@
                 <w:rFonts w:ascii="Arial" w:hAnsi="Arial"/>
                 <w:b/>
                 <w:color w:val="000000"/>
-                <w:sz w:val="15"/>
+                <w:sz w:val="17"/>
               </w:rPr>
               <w:t>PE3:</w:t>
             </w:r>
@@ -1195,7 +1192,7 @@
               <w:rPr>
                 <w:rFonts w:ascii="Arial" w:hAnsi="Arial"/>
                 <w:color w:val="000000"/>
-                <w:sz w:val="15"/>
+                <w:sz w:val="17"/>
               </w:rPr>
               <w:t xml:space="preserve"> ¿De qué manera influye la implementación del sistema en las pérdidas financieras por entrega de trabajos con saldo pendiente en Impresos Trujillo E.I.R.L.?</w:t>
             </w:r>
@@ -1216,7 +1213,7 @@
                 <w:rFonts w:ascii="Arial" w:hAnsi="Arial"/>
                 <w:b/>
                 <w:color w:val="000000"/>
-                <w:sz w:val="15"/>
+                <w:sz w:val="17"/>
               </w:rPr>
               <w:t>PE4:</w:t>
             </w:r>
@@ -1224,7 +1221,7 @@
               <w:rPr>
                 <w:rFonts w:ascii="Arial" w:hAnsi="Arial"/>
                 <w:color w:val="000000"/>
-                <w:sz w:val="15"/>
+                <w:sz w:val="17"/>
               </w:rPr>
               <w:t xml:space="preserve"> ¿De qué manera influye la implementación del sistema en la exactitud de los arqueos diarios de caja en Impresos Trujillo E.I.R.L.?</w:t>
             </w:r>
@@ -1245,7 +1242,7 @@
                 <w:rFonts w:ascii="Arial" w:hAnsi="Arial"/>
                 <w:b/>
                 <w:color w:val="000000"/>
-                <w:sz w:val="15"/>
+                <w:sz w:val="17"/>
               </w:rPr>
               <w:t>PE5:</w:t>
             </w:r>
@@ -1253,7 +1250,7 @@
               <w:rPr>
                 <w:rFonts w:ascii="Arial" w:hAnsi="Arial"/>
                 <w:color w:val="000000"/>
-                <w:sz w:val="15"/>
+                <w:sz w:val="17"/>
               </w:rPr>
               <w:t xml:space="preserve"> ¿De qué manera influye la implementación del módulo de inteligencia artificial en la precisión de la predicción de demanda de insumos críticos en Impresos Trujillo E.I.R.L.?</w:t>
             </w:r>
@@ -1279,7 +1276,7 @@
                 <w:rFonts w:ascii="Arial" w:hAnsi="Arial"/>
                 <w:b/>
                 <w:color w:val="000000"/>
-                <w:sz w:val="15"/>
+                <w:sz w:val="17"/>
               </w:rPr>
               <w:t>HE1:</w:t>
             </w:r>
@@ -1287,7 +1284,7 @@
               <w:rPr>
                 <w:rFonts w:ascii="Arial" w:hAnsi="Arial"/>
                 <w:color w:val="000000"/>
-                <w:sz w:val="15"/>
+                <w:sz w:val="17"/>
               </w:rPr>
               <w:t xml:space="preserve"> La implementación del sistema reduce el tiempo promedio de registro de órdenes de trabajo de 18 a 5 minutos.</w:t>
             </w:r>
@@ -1308,7 +1305,7 @@
                 <w:rFonts w:ascii="Arial" w:hAnsi="Arial"/>
                 <w:b/>
                 <w:color w:val="000000"/>
-                <w:sz w:val="15"/>
+                <w:sz w:val="17"/>
               </w:rPr>
               <w:t>HE2:</w:t>
             </w:r>
@@ -1316,7 +1313,7 @@
               <w:rPr>
                 <w:rFonts w:ascii="Arial" w:hAnsi="Arial"/>
                 <w:color w:val="000000"/>
-                <w:sz w:val="15"/>
+                <w:sz w:val="17"/>
               </w:rPr>
               <w:t xml:space="preserve"> La implementación del sistema disminuye en un 40% las discrepancias de inventario de insumos mediante reserva automática de stock.</w:t>
             </w:r>
@@ -1337,7 +1334,7 @@
                 <w:rFonts w:ascii="Arial" w:hAnsi="Arial"/>
                 <w:b/>
                 <w:color w:val="000000"/>
-                <w:sz w:val="15"/>
+                <w:sz w:val="17"/>
               </w:rPr>
               <w:t>HE3:</w:t>
             </w:r>
@@ -1345,7 +1342,7 @@
               <w:rPr>
                 <w:rFonts w:ascii="Arial" w:hAnsi="Arial"/>
                 <w:color w:val="000000"/>
-                <w:sz w:val="15"/>
+                <w:sz w:val="17"/>
               </w:rPr>
               <w:t xml:space="preserve"> La implementación del sistema elimina al 100% las pérdidas financieras por pedidos entregados con saldo pendiente mediante validación automática de cobro completo.</w:t>
             </w:r>
@@ -1366,7 +1363,7 @@
                 <w:rFonts w:ascii="Arial" w:hAnsi="Arial"/>
                 <w:b/>
                 <w:color w:val="000000"/>
-                <w:sz w:val="15"/>
+                <w:sz w:val="17"/>
               </w:rPr>
               <w:t>HE4:</w:t>
             </w:r>
@@ -1374,7 +1371,7 @@
               <w:rPr>
                 <w:rFonts w:ascii="Arial" w:hAnsi="Arial"/>
                 <w:color w:val="000000"/>
-                <w:sz w:val="15"/>
+                <w:sz w:val="17"/>
               </w:rPr>
               <w:t xml:space="preserve"> La implementación del sistema incrementa al 90% la exactitud de los arqueos diarios de caja.</w:t>
             </w:r>
@@ -1395,7 +1392,7 @@
                 <w:rFonts w:ascii="Arial" w:hAnsi="Arial"/>
                 <w:b/>
                 <w:color w:val="000000"/>
-                <w:sz w:val="15"/>
+                <w:sz w:val="17"/>
               </w:rPr>
               <w:t>HE5:</w:t>
             </w:r>
@@ -1403,7 +1400,7 @@
               <w:rPr>
                 <w:rFonts w:ascii="Arial" w:hAnsi="Arial"/>
                 <w:color w:val="000000"/>
-                <w:sz w:val="15"/>
+                <w:sz w:val="17"/>
               </w:rPr>
               <w:t xml:space="preserve"> La implementación del módulo de inteligencia artificial alcanza una precisión mínima del 70% en la predicción de demanda de insumos críticos.</w:t>
             </w:r>
@@ -1429,7 +1426,7 @@
                 <w:rFonts w:ascii="Arial" w:hAnsi="Arial"/>
                 <w:b/>
                 <w:color w:val="000000"/>
-                <w:sz w:val="15"/>
+                <w:sz w:val="17"/>
               </w:rPr>
               <w:t>OE1:</w:t>
             </w:r>
@@ -1437,7 +1434,7 @@
               <w:rPr>
                 <w:rFonts w:ascii="Arial" w:hAnsi="Arial"/>
                 <w:color w:val="000000"/>
-                <w:sz w:val="15"/>
+                <w:sz w:val="17"/>
               </w:rPr>
               <w:t xml:space="preserve"> Determinar la influencia de la implementación del sistema en el tiempo de registro de órdenes de trabajo en Impresos Trujillo E.I.R.L.</w:t>
             </w:r>
@@ -1458,7 +1455,7 @@
                 <w:rFonts w:ascii="Arial" w:hAnsi="Arial"/>
                 <w:b/>
                 <w:color w:val="000000"/>
-                <w:sz w:val="15"/>
+                <w:sz w:val="17"/>
               </w:rPr>
               <w:t>OE2:</w:t>
             </w:r>
@@ -1466,7 +1463,7 @@
               <w:rPr>
                 <w:rFonts w:ascii="Arial" w:hAnsi="Arial"/>
                 <w:color w:val="000000"/>
-                <w:sz w:val="15"/>
+                <w:sz w:val="17"/>
               </w:rPr>
               <w:t xml:space="preserve"> Determinar la influencia de la implementación del sistema en el control de inventario de insumos en Impresos Trujillo E.I.R.L.</w:t>
             </w:r>
@@ -1487,7 +1484,7 @@
                 <w:rFonts w:ascii="Arial" w:hAnsi="Arial"/>
                 <w:b/>
                 <w:color w:val="000000"/>
-                <w:sz w:val="15"/>
+                <w:sz w:val="17"/>
               </w:rPr>
               <w:t>OE3:</w:t>
             </w:r>
@@ -1495,7 +1492,7 @@
               <w:rPr>
                 <w:rFonts w:ascii="Arial" w:hAnsi="Arial"/>
                 <w:color w:val="000000"/>
-                <w:sz w:val="15"/>
+                <w:sz w:val="17"/>
               </w:rPr>
               <w:t xml:space="preserve"> Determinar la influencia de la implementación del sistema en las pérdidas financieras por entrega de trabajos con saldo pendiente en Impresos Trujillo E.I.R.L.</w:t>
             </w:r>
@@ -1516,7 +1513,7 @@
                 <w:rFonts w:ascii="Arial" w:hAnsi="Arial"/>
                 <w:b/>
                 <w:color w:val="000000"/>
-                <w:sz w:val="15"/>
+                <w:sz w:val="17"/>
               </w:rPr>
               <w:t>OE4:</w:t>
             </w:r>
@@ -1524,7 +1521,7 @@
               <w:rPr>
                 <w:rFonts w:ascii="Arial" w:hAnsi="Arial"/>
                 <w:color w:val="000000"/>
-                <w:sz w:val="15"/>
+                <w:sz w:val="17"/>
               </w:rPr>
               <w:t xml:space="preserve"> Determinar la influencia de la implementación del sistema en la exactitud de los arqueos diarios de caja en Impresos Trujillo E.I.R.L.</w:t>
             </w:r>
@@ -1545,7 +1542,7 @@
                 <w:rFonts w:ascii="Arial" w:hAnsi="Arial"/>
                 <w:b/>
                 <w:color w:val="000000"/>
-                <w:sz w:val="15"/>
+                <w:sz w:val="17"/>
               </w:rPr>
               <w:t>OE5:</w:t>
             </w:r>
@@ -1553,7 +1550,7 @@
               <w:rPr>
                 <w:rFonts w:ascii="Arial" w:hAnsi="Arial"/>
                 <w:color w:val="000000"/>
-                <w:sz w:val="15"/>
+                <w:sz w:val="17"/>
               </w:rPr>
               <w:t xml:space="preserve"> Determinar la influencia del módulo de inteligencia artificial en la precisión de la predicción de demanda de insumos críticos en Impresos Trujillo E.I.R.L.</w:t>
             </w:r>
@@ -1578,131 +1575,74 @@
             <w:r>
               <w:rPr>
                 <w:rFonts w:ascii="Arial" w:hAnsi="Arial"/>
-                <w:color w:val="000000"/>
-                <w:sz w:val="15"/>
-              </w:rPr>
-              <w:t>Optimización de los procesos operativos y financieros de Impresos Trujillo E.I.R.L.</w:t>
-            </w:r>
-          </w:p>
-          <w:p>
-            <w:pPr>
-              <w:spacing w:before="20" w:after="20" w:line="276" w:lineRule="auto"/>
-              <w:jc w:val="both"/>
-            </w:pPr>
-          </w:p>
-          <w:p>
-            <w:pPr>
-              <w:spacing w:before="20" w:after="20" w:line="276" w:lineRule="auto"/>
-              <w:jc w:val="both"/>
-            </w:pPr>
-            <w:r>
-              <w:rPr>
-                <w:rFonts w:ascii="Arial" w:hAnsi="Arial"/>
-                <w:b/>
-                <w:color w:val="000000"/>
-                <w:sz w:val="15"/>
-              </w:rPr>
-              <w:t>• Indicador 1 (Tiempo Operativo):</w:t>
-            </w:r>
-            <w:r>
-              <w:rPr>
-                <w:rFonts w:ascii="Arial" w:hAnsi="Arial"/>
-                <w:color w:val="000000"/>
-                <w:sz w:val="15"/>
-              </w:rPr>
-              <w:t xml:space="preserve"> Tiempo promedio de registro, cotización y procesamiento de órdenes de trabajo (Minutos por orden).</w:t>
-            </w:r>
-          </w:p>
-          <w:p>
-            <w:pPr>
-              <w:spacing w:before="20" w:after="20" w:line="276" w:lineRule="auto"/>
-              <w:jc w:val="both"/>
-            </w:pPr>
-            <w:r>
-              <w:rPr>
-                <w:rFonts w:ascii="Arial" w:hAnsi="Arial"/>
-                <w:b/>
-                <w:color w:val="000000"/>
-                <w:sz w:val="15"/>
-              </w:rPr>
-              <w:t>• Indicador 2 (Control de Inventarios y Mermas):</w:t>
-            </w:r>
-            <w:r>
-              <w:rPr>
-                <w:rFonts w:ascii="Arial" w:hAnsi="Arial"/>
-                <w:color w:val="000000"/>
-                <w:sz w:val="15"/>
-              </w:rPr>
-              <w:t xml:space="preserve"> Porcentaje de discrepancia entre existencias reales y teóricas, y porcentaje de desperdicio en pegamento y bobinas de vinilo según las reglas de consumo definidas y validadas con la empresa.</w:t>
-            </w:r>
-          </w:p>
-          <w:p>
-            <w:pPr>
-              <w:spacing w:before="20" w:after="20" w:line="276" w:lineRule="auto"/>
-              <w:jc w:val="both"/>
-            </w:pPr>
-            <w:r>
-              <w:rPr>
-                <w:rFonts w:ascii="Arial" w:hAnsi="Arial"/>
-                <w:b/>
-                <w:color w:val="000000"/>
-                <w:sz w:val="15"/>
-              </w:rPr>
-              <w:t>• Indicador 3 (Eficacia de Cobranza):</w:t>
-            </w:r>
-            <w:r>
-              <w:rPr>
-                <w:rFonts w:ascii="Arial" w:hAnsi="Arial"/>
-                <w:color w:val="000000"/>
-                <w:sz w:val="15"/>
-              </w:rPr>
-              <w:t xml:space="preserve"> Porcentaje de órdenes entregadas con saldo cero (eliminación al 100% de fugas de cobranza por pedidos retirados sin cancelar).</w:t>
-            </w:r>
-          </w:p>
-          <w:p>
-            <w:pPr>
-              <w:spacing w:before="20" w:after="20" w:line="276" w:lineRule="auto"/>
-              <w:jc w:val="both"/>
-            </w:pPr>
-            <w:r>
-              <w:rPr>
-                <w:rFonts w:ascii="Arial" w:hAnsi="Arial"/>
-                <w:b/>
-                <w:color w:val="000000"/>
-                <w:sz w:val="15"/>
-              </w:rPr>
-              <w:t>• Indicador 4 (Exactitud de Arqueo de Caja):</w:t>
-            </w:r>
-            <w:r>
-              <w:rPr>
-                <w:rFonts w:ascii="Arial" w:hAnsi="Arial"/>
-                <w:color w:val="000000"/>
-                <w:sz w:val="15"/>
-              </w:rPr>
-              <w:t xml:space="preserve"> Porcentaje de coincidencia en las liquidaciones diarias de ingresos segregando operativamente Imprenta y Gigantografías.</w:t>
-            </w:r>
-          </w:p>
-          <w:p>
-            <w:pPr>
-              <w:spacing w:before="20" w:after="20" w:line="276" w:lineRule="auto"/>
-              <w:jc w:val="both"/>
-            </w:pPr>
-            <w:r>
-              <w:rPr>
-                <w:rFonts w:ascii="Arial" w:hAnsi="Arial"/>
-                <w:b/>
-                <w:color w:val="000000"/>
-                <w:sz w:val="15"/>
-              </w:rPr>
-              <w:t>• Indicador 5 (Capacidad Predictiva de Demanda):</w:t>
-            </w:r>
-            <w:r>
-              <w:rPr>
-                <w:rFonts w:ascii="Arial" w:hAnsi="Arial"/>
-                <w:color w:val="000000"/>
-                <w:sz w:val="15"/>
-              </w:rPr>
-              <w:t xml:space="preserve"> Porcentaje de precisión en el pronóstico mensual de consumo de insumos críticos frente a la demanda histórica real.</w:t>
+                <w:sz w:val="17"/>
+              </w:rPr>
+              <w:t>Optimización de los procesos operativos en la empresa Impresos Trujillo E.I.R.L.</w:t>
+            </w:r>
+          </w:p>
+          <w:p>
+            <w:pPr>
+              <w:spacing w:before="20" w:after="20" w:line="276" w:lineRule="auto"/>
+              <w:jc w:val="both"/>
+            </w:pPr>
+            <w:r>
+              <w:rPr>
+                <w:rFonts w:ascii="Arial" w:hAnsi="Arial"/>
+                <w:sz w:val="17"/>
+              </w:rPr>
+              <w:t>• Indicador 1: Tiempo promedio de registro de órdenes de trabajo (Minutos).</w:t>
+            </w:r>
+          </w:p>
+          <w:p>
+            <w:pPr>
+              <w:spacing w:before="20" w:after="20" w:line="276" w:lineRule="auto"/>
+              <w:jc w:val="both"/>
+            </w:pPr>
+            <w:r>
+              <w:rPr>
+                <w:rFonts w:ascii="Arial" w:hAnsi="Arial"/>
+                <w:sz w:val="17"/>
+              </w:rPr>
+              <w:t>• Indicador 2: Porcentaje de discrepancia en inventario de insumos (%).</w:t>
+            </w:r>
+          </w:p>
+          <w:p>
+            <w:pPr>
+              <w:spacing w:before="20" w:after="20" w:line="276" w:lineRule="auto"/>
+              <w:jc w:val="both"/>
+            </w:pPr>
+            <w:r>
+              <w:rPr>
+                <w:rFonts w:ascii="Arial" w:hAnsi="Arial"/>
+                <w:sz w:val="17"/>
+              </w:rPr>
+              <w:t>• Indicador 3: Porcentaje de órdenes entregadas con saldo pendiente nulo (%).</w:t>
+            </w:r>
+          </w:p>
+          <w:p>
+            <w:pPr>
+              <w:spacing w:before="20" w:after="20" w:line="276" w:lineRule="auto"/>
+              <w:jc w:val="both"/>
+            </w:pPr>
+            <w:r>
+              <w:rPr>
+                <w:rFonts w:ascii="Arial" w:hAnsi="Arial"/>
+                <w:sz w:val="17"/>
+              </w:rPr>
+              <w:t>• Indicador 4: Porcentaje de exactitud en arqueos diarios de caja (%).</w:t>
+            </w:r>
+          </w:p>
+          <w:p>
+            <w:pPr>
+              <w:spacing w:before="20" w:after="20" w:line="276" w:lineRule="auto"/>
+              <w:jc w:val="both"/>
+            </w:pPr>
+            <w:r>
+              <w:rPr>
+                <w:rFonts w:ascii="Arial" w:hAnsi="Arial"/>
+                <w:sz w:val="17"/>
+              </w:rPr>
+              <w:t>• Indicador 5: Porcentaje de precisión en la predicción de demanda de insumos críticos (%).</w:t>
             </w:r>
           </w:p>
         </w:tc>
@@ -1726,7 +1666,7 @@
                 <w:rFonts w:ascii="Arial" w:hAnsi="Arial"/>
                 <w:b/>
                 <w:color w:val="000000"/>
-                <w:sz w:val="15"/>
+                <w:sz w:val="17"/>
               </w:rPr>
               <w:t>Muestra (n):</w:t>
             </w:r>
@@ -1740,7 +1680,7 @@
               <w:rPr>
                 <w:rFonts w:ascii="Arial" w:hAnsi="Arial"/>
                 <w:color w:val="000000"/>
-                <w:sz w:val="15"/>
+                <w:sz w:val="17"/>
               </w:rPr>
               <w:t>Tipo de muestreo: no probabilístico, censal (100% de la población mensual):</w:t>
             </w:r>
@@ -1755,7 +1695,7 @@
                 <w:rFonts w:ascii="Arial" w:hAnsi="Arial"/>
                 <w:b/>
                 <w:color w:val="000000"/>
-                <w:sz w:val="15"/>
+                <w:sz w:val="17"/>
               </w:rPr>
               <w:t>• Muestra Pretest (n_pre) = 125 registros (n1 = 75 Gigantografías, n2 = 50 Imprenta).</w:t>
             </w:r>
@@ -1770,7 +1710,7 @@
                 <w:rFonts w:ascii="Arial" w:hAnsi="Arial"/>
                 <w:b/>
                 <w:color w:val="000000"/>
-                <w:sz w:val="15"/>
+                <w:sz w:val="17"/>
               </w:rPr>
               <w:t>• Muestra Postest (n_post) = 125 registros (n1 = 75 Gigantografías, n2 = 50 Imprenta) evaluados durante la operación real en planta en las Semanas 11 a 14.</w:t>
             </w:r>
@@ -1785,7 +1725,7 @@
                 <w:rFonts w:ascii="Arial" w:hAnsi="Arial"/>
                 <w:b/>
                 <w:color w:val="000000"/>
-                <w:sz w:val="15"/>
+                <w:sz w:val="17"/>
               </w:rPr>
               <w:t>• Total unidades evaluadas (T):</w:t>
             </w:r>
@@ -1793,7 +1733,7 @@
               <w:rPr>
                 <w:rFonts w:ascii="Arial" w:hAnsi="Arial"/>
                 <w:color w:val="000000"/>
-                <w:sz w:val="15"/>
+                <w:sz w:val="17"/>
               </w:rPr>
               <w:t xml:space="preserve"> T = n_pre + n_post = 250 registros de órdenes.</w:t>
             </w:r>
@@ -1814,7 +1754,7 @@
                 <w:rFonts w:ascii="Arial" w:hAnsi="Arial"/>
                 <w:b/>
                 <w:color w:val="000000"/>
-                <w:sz w:val="15"/>
+                <w:sz w:val="17"/>
               </w:rPr>
               <w:t>Unidad de Análisis:</w:t>
             </w:r>
@@ -1828,7 +1768,7 @@
               <w:rPr>
                 <w:rFonts w:ascii="Arial" w:hAnsi="Arial"/>
                 <w:color w:val="000000"/>
-                <w:sz w:val="15"/>
+                <w:sz w:val="17"/>
               </w:rPr>
               <w:t>Un registro individual de orden de trabajo / contrato de servicio comercial.</w:t>
             </w:r>
